--- a/resume/job-applications/faculty/lafayette-college-assistant-professor-ece/05_Lafayette_Application_Checklist.docx
+++ b/resume/job-applications/faculty/lafayette-college-assistant-professor-ece/05_Lafayette_Application_Checklist.docx
@@ -12,7 +12,7 @@
     </w:p>
     <w:p>
       <w:pPr>
-        <w:pStyle w:val="LafayetteNote"/>
+        <w:pStyle w:val="ApplicationNote"/>
       </w:pPr>
       <w:r>
         <w:t>Assistant Professor of ECE, Lafayette College  |  2027–28 entry</w:t>
@@ -27,68 +27,33 @@
       </w:r>
     </w:p>
     <w:p>
-      <w:pPr>
-        <w:spacing w:after="46"/>
-        <w:ind w:left="144"/>
-      </w:pPr>
       <w:r>
-        <w:rPr>
-          <w:sz w:val="18"/>
-        </w:rPr>
         <w:t>☐  Cover letter: 01_Lafayette_Cover_Letter.docx</w:t>
       </w:r>
     </w:p>
     <w:p>
-      <w:pPr>
-        <w:spacing w:after="46"/>
-        <w:ind w:left="144"/>
-      </w:pPr>
       <w:r>
-        <w:rPr>
-          <w:sz w:val="18"/>
-        </w:rPr>
         <w:t>☐  Curriculum vitae: existing tailored Lafayette academic CV (PDF) in the GitHub develop branch</w:t>
       </w:r>
     </w:p>
     <w:p>
-      <w:pPr>
-        <w:spacing w:after="46"/>
-        <w:ind w:left="144"/>
-      </w:pPr>
       <w:r>
-        <w:rPr>
-          <w:sz w:val="18"/>
-        </w:rPr>
         <w:t>☐  Teaching interests and philosophy statement: 02_Lafayette_Teaching_Statement.docx</w:t>
       </w:r>
     </w:p>
     <w:p>
-      <w:pPr>
-        <w:spacing w:after="46"/>
-        <w:ind w:left="144"/>
-      </w:pPr>
       <w:r>
-        <w:rPr>
-          <w:sz w:val="18"/>
-        </w:rPr>
         <w:t>☐  Research statement with plans to involve undergraduates: 03_Lafayette_Research_Statement.docx</w:t>
       </w:r>
     </w:p>
     <w:p>
-      <w:pPr>
-        <w:spacing w:after="46"/>
-        <w:ind w:left="144"/>
-      </w:pPr>
       <w:r>
-        <w:rPr>
-          <w:sz w:val="18"/>
-        </w:rPr>
         <w:t>☐  Names and contact information for three professional references: 04_Lafayette_Professional_References_Template.docx (complete before upload)</w:t>
       </w:r>
     </w:p>
     <w:p>
       <w:pPr>
-        <w:pStyle w:val="LafayetteNote"/>
+        <w:pStyle w:val="ApplicationNote"/>
       </w:pPr>
       <w:r>
         <w:t>Only candidates invited to interview are asked to submit three confidential recommendation letters. The initial posting requests reference names and contact information, not signed letters.</w:t>
@@ -103,86 +68,37 @@
       </w:r>
     </w:p>
     <w:p>
-      <w:pPr>
-        <w:spacing w:after="46"/>
-        <w:ind w:left="144"/>
-      </w:pPr>
       <w:r>
-        <w:rPr>
-          <w:sz w:val="18"/>
-        </w:rPr>
         <w:t>☐  Confirm that every teaching responsibility, course, appointment date, and research outcome is accurate and appropriately characterized.</w:t>
       </w:r>
     </w:p>
     <w:p>
-      <w:pPr>
-        <w:spacing w:after="46"/>
-        <w:ind w:left="144"/>
-      </w:pPr>
       <w:r>
-        <w:rPr>
-          <w:sz w:val="18"/>
-        </w:rPr>
         <w:t>☐  Confirm actual references, titles, affiliations, emails, and permission to list them.</w:t>
       </w:r>
     </w:p>
     <w:p>
-      <w:pPr>
-        <w:spacing w:after="46"/>
-        <w:ind w:left="144"/>
-      </w:pPr>
       <w:r>
-        <w:rPr>
-          <w:sz w:val="18"/>
-        </w:rPr>
         <w:t>☐  Check the cover letter date and any job-status changes before submission.</w:t>
       </w:r>
     </w:p>
     <w:p>
-      <w:pPr>
-        <w:spacing w:after="46"/>
-        <w:ind w:left="144"/>
-      </w:pPr>
       <w:r>
-        <w:rPr>
-          <w:sz w:val="18"/>
-        </w:rPr>
         <w:t>☐  Review the teaching statement for examples you can personally discuss in an interview; proposed teaching methods are written as future intentions.</w:t>
       </w:r>
     </w:p>
     <w:p>
-      <w:pPr>
-        <w:spacing w:after="46"/>
-        <w:ind w:left="144"/>
-      </w:pPr>
       <w:r>
-        <w:rPr>
-          <w:sz w:val="18"/>
-        </w:rPr>
         <w:t>☐  Review the research statement for feasibility, human-subject protections, and research resources; no grants or lab access are presumed.</w:t>
       </w:r>
     </w:p>
     <w:p>
-      <w:pPr>
-        <w:spacing w:after="46"/>
-        <w:ind w:left="144"/>
-      </w:pPr>
       <w:r>
-        <w:rPr>
-          <w:sz w:val="18"/>
-        </w:rPr>
         <w:t>☐  Check whether the employer asks work-authorization questions on Interfolio; do not treat I-140 approval as independent work authorization.</w:t>
       </w:r>
     </w:p>
     <w:p>
-      <w:pPr>
-        <w:spacing w:after="46"/>
-        <w:ind w:left="144"/>
-      </w:pPr>
       <w:r>
-        <w:rPr>
-          <w:sz w:val="18"/>
-        </w:rPr>
         <w:t>☐  Export final, approved Word versions to PDFs if Interfolio specifies PDF-only uploads, and confirm every PDF page is visually balanced.</w:t>
       </w:r>
     </w:p>
@@ -728,11 +644,11 @@
       <w:outlineLvl w:val="1"/>
     </w:pPr>
     <w:rPr>
-      <w:rFonts w:asciiTheme="majorHAnsi" w:eastAsiaTheme="majorEastAsia" w:hAnsiTheme="majorHAnsi" w:cstheme="majorBidi"/>
+      <w:rFonts w:asciiTheme="majorHAnsi" w:eastAsiaTheme="majorEastAsia" w:hAnsiTheme="majorHAnsi" w:cstheme="majorBidi" w:ascii="Aptos" w:hAnsi="Aptos"/>
       <w:b/>
       <w:bCs/>
-      <w:color w:val="4F81BD" w:themeColor="accent1"/>
-      <w:sz w:val="26"/>
+      <w:color w:val="2F4E65"/>
+      <w:sz w:val="20"/>
       <w:szCs w:val="26"/>
     </w:rPr>
   </w:style>
@@ -12329,8 +12245,8 @@
       </w:tcPr>
     </w:tblStylePr>
   </w:style>
-  <w:style w:type="paragraph" w:customStyle="1" w:styleId="LafayetteNote">
-    <w:name w:val="Lafayette Note"/>
+  <w:style w:type="paragraph" w:customStyle="1" w:styleId="ApplicationNote">
+    <w:name w:val="Application Note"/>
     <w:basedOn w:val="Normal"/>
     <w:pPr>
       <w:keepNext/>
